--- a/samples/shree-ganesh-standard.docx
+++ b/samples/shree-ganesh-standard.docx
@@ -23,28 +23,46 @@
         <w:tblStyle w:val="LightGrid-Accent1"/>
         <w:tblW w:type="auto" w:w="0"/>
         <w:tblLook w:firstColumn="1" w:firstRow="1" w:lastColumn="0" w:lastRow="0" w:noHBand="0" w:noVBand="1" w:val="04A0"/>
+        <w:tblBorders>
+          <w:top w:val="single" w:sz="4" w:color="C9D3DF"/>
+          <w:left w:val="single" w:sz="4" w:color="C9D3DF"/>
+          <w:bottom w:val="single" w:sz="4" w:color="C9D3DF"/>
+          <w:right w:val="single" w:sz="4" w:color="C9D3DF"/>
+          <w:insideH w:val="single" w:sz="4" w:color="C9D3DF"/>
+          <w:insideV w:val="single" w:sz="4" w:color="C9D3DF"/>
+        </w:tblBorders>
       </w:tblPr>
       <w:tblGrid>
-        <w:gridCol w:w="4320"/>
-        <w:gridCol w:w="4320"/>
+        <w:gridCol w:w="4873"/>
+        <w:gridCol w:w="4873"/>
       </w:tblGrid>
       <w:tr>
         <w:tc>
           <w:tcPr>
-            <w:tcW w:type="dxa" w:w="4320"/>
+            <w:tcW w:type="dxa" w:w="2835"/>
+            <w:shd w:val="clear" w:fill="1F3A5F"/>
           </w:tcPr>
           <w:p>
             <w:r>
+              <w:rPr>
+                <w:b/>
+                <w:color w:val="FFFFFF"/>
+              </w:rPr>
               <w:t>Field</w:t>
             </w:r>
           </w:p>
         </w:tc>
         <w:tc>
           <w:tcPr>
-            <w:tcW w:type="dxa" w:w="4320"/>
+            <w:tcW w:type="dxa" w:w="6236"/>
+            <w:shd w:val="clear" w:fill="1F3A5F"/>
           </w:tcPr>
           <w:p>
             <w:r>
+              <w:rPr>
+                <w:b/>
+                <w:color w:val="FFFFFF"/>
+              </w:rPr>
               <w:t>Detail</w:t>
             </w:r>
           </w:p>
@@ -53,21 +71,24 @@
       <w:tr>
         <w:tc>
           <w:tcPr>
-            <w:tcW w:type="dxa" w:w="4320"/>
+            <w:tcW w:type="dxa" w:w="2835"/>
           </w:tcPr>
           <w:p>
             <w:r>
+              <w:rPr>
+                <w:b/>
+              </w:rPr>
               <w:t>Facility</w:t>
             </w:r>
           </w:p>
         </w:tc>
         <w:tc>
           <w:tcPr>
-            <w:tcW w:type="dxa" w:w="4320"/>
+            <w:tcW w:type="dxa" w:w="6236"/>
           </w:tcPr>
           <w:p>
             <w:r>
-              <w:t>₹2.0 Cr working capital</w:t>
+              <w:t>₹2 Cr working capital</w:t>
             </w:r>
           </w:p>
         </w:tc>
@@ -75,17 +96,45 @@
       <w:tr>
         <w:tc>
           <w:tcPr>
-            <w:tcW w:type="dxa" w:w="4320"/>
+            <w:tcW w:type="dxa" w:w="2835"/>
           </w:tcPr>
           <w:p>
             <w:r>
+              <w:rPr>
+                <w:b/>
+              </w:rPr>
+              <w:t>Industry / location</w:t>
+            </w:r>
+          </w:p>
+        </w:tc>
+        <w:tc>
+          <w:tcPr>
+            <w:tcW w:type="dxa" w:w="6236"/>
+          </w:tcPr>
+          <w:p>
+            <w:r>
+              <w:t>Corrugated packaging, Bhiwandi</w:t>
+            </w:r>
+          </w:p>
+        </w:tc>
+      </w:tr>
+      <w:tr>
+        <w:tc>
+          <w:tcPr>
+            <w:tcW w:type="dxa" w:w="2835"/>
+          </w:tcPr>
+          <w:p>
+            <w:r>
+              <w:rPr>
+                <w:b/>
+              </w:rPr>
               <w:t>Date</w:t>
             </w:r>
           </w:p>
         </w:tc>
         <w:tc>
           <w:tcPr>
-            <w:tcW w:type="dxa" w:w="4320"/>
+            <w:tcW w:type="dxa" w:w="6236"/>
           </w:tcPr>
           <w:p>
             <w:r>
@@ -97,17 +146,20 @@
       <w:tr>
         <w:tc>
           <w:tcPr>
-            <w:tcW w:type="dxa" w:w="4320"/>
+            <w:tcW w:type="dxa" w:w="2835"/>
           </w:tcPr>
           <w:p>
             <w:r>
+              <w:rPr>
+                <w:b/>
+              </w:rPr>
               <w:t>Data basis</w:t>
             </w:r>
           </w:p>
         </w:tc>
         <w:tc>
           <w:tcPr>
-            <w:tcW w:type="dxa" w:w="4320"/>
+            <w:tcW w:type="dxa" w:w="6236"/>
           </w:tcPr>
           <w:p>
             <w:r>
@@ -119,17 +171,20 @@
       <w:tr>
         <w:tc>
           <w:tcPr>
-            <w:tcW w:type="dxa" w:w="4320"/>
+            <w:tcW w:type="dxa" w:w="2835"/>
           </w:tcPr>
           <w:p>
             <w:r>
+              <w:rPr>
+                <w:b/>
+              </w:rPr>
               <w:t>Prepared by</w:t>
             </w:r>
           </w:p>
         </w:tc>
         <w:tc>
           <w:tcPr>
-            <w:tcW w:type="dxa" w:w="4320"/>
+            <w:tcW w:type="dxa" w:w="6236"/>
           </w:tcPr>
           <w:p>
             <w:r>
@@ -141,17 +196,20 @@
       <w:tr>
         <w:tc>
           <w:tcPr>
-            <w:tcW w:type="dxa" w:w="4320"/>
+            <w:tcW w:type="dxa" w:w="2835"/>
           </w:tcPr>
           <w:p>
             <w:r>
+              <w:rPr>
+                <w:b/>
+              </w:rPr>
               <w:t>Status</w:t>
             </w:r>
           </w:p>
         </w:tc>
         <w:tc>
           <w:tcPr>
-            <w:tcW w:type="dxa" w:w="4320"/>
+            <w:tcW w:type="dxa" w:w="6236"/>
           </w:tcPr>
           <w:p>
             <w:r>
@@ -162,22 +220,67 @@
       </w:tr>
     </w:tbl>
     <w:p/>
-    <w:p>
-      <w:r>
-        <w:rPr>
-          <w:b/>
-          <w:color w:val="1E7B34"/>
-          <w:sz w:val="26"/>
-        </w:rPr>
-        <w:t>Recommendation: RECOMMEND APPROVAL</w:t>
-      </w:r>
-    </w:p>
+    <w:tbl>
+      <w:tblPr>
+        <w:tblW w:type="auto" w:w="0"/>
+        <w:tblLook w:firstColumn="1" w:firstRow="1" w:lastColumn="0" w:lastRow="0" w:noHBand="0" w:noVBand="1" w:val="04A0"/>
+      </w:tblPr>
+      <w:tblGrid>
+        <w:gridCol w:w="9746"/>
+      </w:tblGrid>
+      <w:tr>
+        <w:tc>
+          <w:tcPr>
+            <w:tcW w:type="dxa" w:w="9746"/>
+            <w:shd w:val="clear" w:fill="E6F4EA"/>
+          </w:tcPr>
+          <w:p>
+            <w:r>
+              <w:rPr>
+                <w:b/>
+                <w:color w:val="666666"/>
+                <w:sz w:val="16"/>
+              </w:rPr>
+              <w:t>RECOMMENDATION</w:t>
+              <w:br/>
+            </w:r>
+            <w:r>
+              <w:rPr>
+                <w:b/>
+                <w:color w:val="1E7B34"/>
+                <w:sz w:val="28"/>
+              </w:rPr>
+              <w:t>RECOMMEND APPROVAL</w:t>
+            </w:r>
+            <w:r>
+              <w:rPr>
+                <w:color w:val="666666"/>
+                <w:sz w:val="18"/>
+              </w:rPr>
+              <w:br/>
+              <w:t>6 of 6 policy rules pass</w:t>
+            </w:r>
+          </w:p>
+        </w:tc>
+      </w:tr>
+    </w:tbl>
+    <w:p/>
     <w:p>
       <w:pPr>
         <w:pStyle w:val="Heading2"/>
       </w:pPr>
       <w:r>
         <w:t>Assumptions, flags and open questions</w:t>
+      </w:r>
+    </w:p>
+    <w:p>
+      <w:r>
+        <w:rPr>
+          <w:i/>
+          <w:color w:val="666666"/>
+          <w:sz w:val="18"/>
+        </w:rPr>
+        <w:t>None: audited data, no flags and no policy breaches.</w:t>
       </w:r>
     </w:p>
     <w:p>
@@ -189,8 +292,49 @@
       </w:r>
     </w:p>
     <w:p>
+      <w:pPr>
+        <w:spacing w:after="120"/>
+      </w:pPr>
       <w:r>
-        <w:t>Shree Ganesh Packaging, a corrugated packaging manufacturer based in Bhiwandi, has been operating for 14 years. The sole promoter identified is Sunil Joshi. This is the borrower’s first banking relationship, with no existing lender. The company is seeking a working‑capital facility of ₹2.0 Cr. The request aligns with its established operations in the packaging sector and reflects the need for short‑term financing to support ongoing production and inventory cycles. No additional financial or operational details are provided beyond the loan amount, purpose, and the borrower’s basic profile.</w:t>
+        <w:rPr>
+          <w:b w:val="0"/>
+        </w:rPr>
+        <w:t xml:space="preserve">Shree Ganesh Packaging is a </w:t>
+      </w:r>
+      <w:r>
+        <w:rPr>
+          <w:b/>
+        </w:rPr>
+        <w:t>14‑year‑old</w:t>
+      </w:r>
+      <w:r>
+        <w:rPr>
+          <w:b w:val="0"/>
+        </w:rPr>
+        <w:t xml:space="preserve"> corrugated packaging manufacturer based in Bhiwandi. The business is owned and promoted by Sunil Joshi and currently maintains a banking relationship with Cosmos Co‑operative Bank.</w:t>
+      </w:r>
+    </w:p>
+    <w:p>
+      <w:pPr>
+        <w:spacing w:after="120"/>
+      </w:pPr>
+      <w:r>
+        <w:rPr>
+          <w:b w:val="0"/>
+        </w:rPr>
+        <w:t xml:space="preserve">The company seeks a </w:t>
+      </w:r>
+      <w:r>
+        <w:rPr>
+          <w:b/>
+        </w:rPr>
+        <w:t>₹2.0 Cr</w:t>
+      </w:r>
+      <w:r>
+        <w:rPr>
+          <w:b w:val="0"/>
+        </w:rPr>
+        <w:t xml:space="preserve"> working‑capital facility to support its ongoing operations and inventory requirements.</w:t>
       </w:r>
     </w:p>
     <w:p>
@@ -202,8 +346,94 @@
       </w:r>
     </w:p>
     <w:p>
+      <w:pPr>
+        <w:spacing w:after="120"/>
+      </w:pPr>
       <w:r>
-        <w:t>The borrower’s FY25 results are audited, showing revenue of ₹21.8 Cr, profit after tax of ₹1.0 Cr, depreciation expense of ₹0.4 Cr and interest expense of ₹0.36 Cr. As only FY25 data are available, no multi‑year trend can be identified. The FY25 ratios indicate a DSCR of 1.6, suggesting sufficient cash flow to meet debt service, while the loan‑to‑value stands at 50 % and debt‑to‑equity at 1.12, reflecting moderate leverage. A current ratio of 1.5 points to adequate short‑term liquidity. The GST‑vs‑bank‑credits gap is 4.1 %, and annual cash accrual is ₹1.76 Cr against annual debt service (including any new loan) of ₹1.1 Cr, indicating a positive cash‑flow cushion.</w:t>
+        <w:rPr>
+          <w:b w:val="0"/>
+        </w:rPr>
+        <w:t xml:space="preserve">The audited FY25 financials show revenue of </w:t>
+      </w:r>
+      <w:r>
+        <w:rPr>
+          <w:b/>
+        </w:rPr>
+        <w:t>₹21.8 Cr</w:t>
+      </w:r>
+      <w:r>
+        <w:rPr>
+          <w:b w:val="0"/>
+        </w:rPr>
+        <w:t xml:space="preserve">, PAT of </w:t>
+      </w:r>
+      <w:r>
+        <w:rPr>
+          <w:b/>
+        </w:rPr>
+        <w:t>₹1.0 Cr</w:t>
+      </w:r>
+      <w:r>
+        <w:rPr>
+          <w:b w:val="0"/>
+        </w:rPr>
+        <w:t>, depreciation of ₹0.4 Cr and interest expense of ₹0.36 Cr. Cash accrual for the year is ₹1.76 Cr, while annual debt service, including the proposed new loan, is ₹1.1 Cr.</w:t>
+      </w:r>
+    </w:p>
+    <w:p>
+      <w:pPr>
+        <w:spacing w:after="120"/>
+      </w:pPr>
+      <w:r>
+        <w:rPr>
+          <w:b w:val="0"/>
+        </w:rPr>
+        <w:t xml:space="preserve">Key ratios for FY25 are all within policy limits: DSCR 1.6 (≥ 1.25), loan‑to‑value 50 % (≤ 70 %), debt‑to‑equity 1.12 (≤ 2.0), current ratio 1.5 (≥ 1.2), and GST‑vs‑bank‑credits gap 4.1 % (≤ 10 %). The requested loan amount of </w:t>
+      </w:r>
+      <w:r>
+        <w:rPr>
+          <w:b/>
+        </w:rPr>
+        <w:t>₹2.0 Cr</w:t>
+      </w:r>
+      <w:r>
+        <w:rPr>
+          <w:b w:val="0"/>
+        </w:rPr>
+        <w:t xml:space="preserve"> complies with the ≤ ₹10 Cr ceiling.</w:t>
+      </w:r>
+    </w:p>
+    <w:p>
+      <w:pPr>
+        <w:pStyle w:val="ListBullet"/>
+      </w:pPr>
+      <w:r>
+        <w:rPr>
+          <w:b w:val="0"/>
+        </w:rPr>
+        <w:t>Strong coverage of debt service (DSCR 1.6) supports repayment capacity.</w:t>
+      </w:r>
+    </w:p>
+    <w:p>
+      <w:pPr>
+        <w:pStyle w:val="ListBullet"/>
+      </w:pPr>
+      <w:r>
+        <w:rPr>
+          <w:b w:val="0"/>
+        </w:rPr>
+        <w:t>Adequate liquidity indicated by a current ratio of 1.5.</w:t>
+      </w:r>
+    </w:p>
+    <w:p>
+      <w:pPr>
+        <w:pStyle w:val="ListBullet"/>
+      </w:pPr>
+      <w:r>
+        <w:rPr>
+          <w:b w:val="0"/>
+        </w:rPr>
+        <w:t>Conservative leverage reflected in a debt‑to‑equity of 1.12.</w:t>
       </w:r>
     </w:p>
     <w:tbl>
@@ -211,72 +441,110 @@
         <w:tblStyle w:val="LightGrid-Accent1"/>
         <w:tblW w:type="auto" w:w="0"/>
         <w:tblLook w:firstColumn="1" w:firstRow="1" w:lastColumn="0" w:lastRow="0" w:noHBand="0" w:noVBand="1" w:val="04A0"/>
+        <w:tblBorders>
+          <w:top w:val="single" w:sz="4" w:color="C9D3DF"/>
+          <w:left w:val="single" w:sz="4" w:color="C9D3DF"/>
+          <w:bottom w:val="single" w:sz="4" w:color="C9D3DF"/>
+          <w:right w:val="single" w:sz="4" w:color="C9D3DF"/>
+          <w:insideH w:val="single" w:sz="4" w:color="C9D3DF"/>
+          <w:insideV w:val="single" w:sz="4" w:color="C9D3DF"/>
+        </w:tblBorders>
       </w:tblPr>
       <w:tblGrid>
-        <w:gridCol w:w="1440"/>
-        <w:gridCol w:w="1440"/>
-        <w:gridCol w:w="1440"/>
-        <w:gridCol w:w="1440"/>
-        <w:gridCol w:w="1440"/>
-        <w:gridCol w:w="1440"/>
+        <w:gridCol w:w="1624"/>
+        <w:gridCol w:w="1624"/>
+        <w:gridCol w:w="1624"/>
+        <w:gridCol w:w="1624"/>
+        <w:gridCol w:w="1624"/>
+        <w:gridCol w:w="1624"/>
       </w:tblGrid>
       <w:tr>
         <w:tc>
           <w:tcPr>
-            <w:tcW w:type="dxa" w:w="1440"/>
+            <w:tcW w:type="dxa" w:w="1624"/>
+            <w:shd w:val="clear" w:fill="1F3A5F"/>
           </w:tcPr>
           <w:p>
             <w:r>
+              <w:rPr>
+                <w:b/>
+                <w:color w:val="FFFFFF"/>
+              </w:rPr>
               <w:t>Year</w:t>
             </w:r>
           </w:p>
         </w:tc>
         <w:tc>
           <w:tcPr>
-            <w:tcW w:type="dxa" w:w="1440"/>
+            <w:tcW w:type="dxa" w:w="1624"/>
+            <w:shd w:val="clear" w:fill="1F3A5F"/>
           </w:tcPr>
           <w:p>
             <w:r>
+              <w:rPr>
+                <w:b/>
+                <w:color w:val="FFFFFF"/>
+              </w:rPr>
               <w:t>Status</w:t>
             </w:r>
           </w:p>
         </w:tc>
         <w:tc>
           <w:tcPr>
-            <w:tcW w:type="dxa" w:w="1440"/>
+            <w:tcW w:type="dxa" w:w="1624"/>
+            <w:shd w:val="clear" w:fill="1F3A5F"/>
           </w:tcPr>
           <w:p>
             <w:r>
+              <w:rPr>
+                <w:b/>
+                <w:color w:val="FFFFFF"/>
+              </w:rPr>
               <w:t>Revenue</w:t>
             </w:r>
           </w:p>
         </w:tc>
         <w:tc>
           <w:tcPr>
-            <w:tcW w:type="dxa" w:w="1440"/>
+            <w:tcW w:type="dxa" w:w="1624"/>
+            <w:shd w:val="clear" w:fill="1F3A5F"/>
           </w:tcPr>
           <w:p>
             <w:r>
+              <w:rPr>
+                <w:b/>
+                <w:color w:val="FFFFFF"/>
+              </w:rPr>
               <w:t>PAT</w:t>
             </w:r>
           </w:p>
         </w:tc>
         <w:tc>
           <w:tcPr>
-            <w:tcW w:type="dxa" w:w="1440"/>
+            <w:tcW w:type="dxa" w:w="1624"/>
+            <w:shd w:val="clear" w:fill="1F3A5F"/>
           </w:tcPr>
           <w:p>
             <w:r>
+              <w:rPr>
+                <w:b/>
+                <w:color w:val="FFFFFF"/>
+              </w:rPr>
               <w:t>Depreciation</w:t>
             </w:r>
           </w:p>
         </w:tc>
         <w:tc>
           <w:tcPr>
-            <w:tcW w:type="dxa" w:w="1440"/>
+            <w:tcW w:type="dxa" w:w="1624"/>
+            <w:shd w:val="clear" w:fill="1F3A5F"/>
           </w:tcPr>
           <w:p>
             <w:r>
+              <w:rPr>
+                <w:b/>
+                <w:color w:val="FFFFFF"/>
+              </w:rPr>
               <w:t>Interest</w:t>
             </w:r>
           </w:p>
@@ -285,17 +553,20 @@
       <w:tr>
         <w:tc>
           <w:tcPr>
-            <w:tcW w:type="dxa" w:w="1440"/>
+            <w:tcW w:type="dxa" w:w="1624"/>
           </w:tcPr>
           <w:p>
             <w:r>
+              <w:rPr>
+                <w:b/>
+              </w:rPr>
               <w:t>FY25</w:t>
             </w:r>
           </w:p>
         </w:tc>
         <w:tc>
           <w:tcPr>
-            <w:tcW w:type="dxa" w:w="1440"/>
+            <w:tcW w:type="dxa" w:w="1624"/>
           </w:tcPr>
           <w:p>
             <w:r>
@@ -305,37 +576,37 @@
         </w:tc>
         <w:tc>
           <w:tcPr>
-            <w:tcW w:type="dxa" w:w="1440"/>
+            <w:tcW w:type="dxa" w:w="1624"/>
           </w:tcPr>
           <w:p>
             <w:r>
-              <w:t>21.8</w:t>
+              <w:t>21.80</w:t>
             </w:r>
           </w:p>
         </w:tc>
         <w:tc>
           <w:tcPr>
-            <w:tcW w:type="dxa" w:w="1440"/>
+            <w:tcW w:type="dxa" w:w="1624"/>
           </w:tcPr>
           <w:p>
             <w:r>
-              <w:t>1.0</w:t>
+              <w:t>1.00</w:t>
             </w:r>
           </w:p>
         </w:tc>
         <w:tc>
           <w:tcPr>
-            <w:tcW w:type="dxa" w:w="1440"/>
+            <w:tcW w:type="dxa" w:w="1624"/>
           </w:tcPr>
           <w:p>
             <w:r>
-              <w:t>0.4</w:t>
+              <w:t>0.40</w:t>
             </w:r>
           </w:p>
         </w:tc>
         <w:tc>
           <w:tcPr>
-            <w:tcW w:type="dxa" w:w="1440"/>
+            <w:tcW w:type="dxa" w:w="1624"/>
           </w:tcPr>
           <w:p>
             <w:r>
@@ -351,28 +622,46 @@
         <w:tblStyle w:val="LightGrid-Accent1"/>
         <w:tblW w:type="auto" w:w="0"/>
         <w:tblLook w:firstColumn="1" w:firstRow="1" w:lastColumn="0" w:lastRow="0" w:noHBand="0" w:noVBand="1" w:val="04A0"/>
+        <w:tblBorders>
+          <w:top w:val="single" w:sz="4" w:color="C9D3DF"/>
+          <w:left w:val="single" w:sz="4" w:color="C9D3DF"/>
+          <w:bottom w:val="single" w:sz="4" w:color="C9D3DF"/>
+          <w:right w:val="single" w:sz="4" w:color="C9D3DF"/>
+          <w:insideH w:val="single" w:sz="4" w:color="C9D3DF"/>
+          <w:insideV w:val="single" w:sz="4" w:color="C9D3DF"/>
+        </w:tblBorders>
       </w:tblPr>
       <w:tblGrid>
-        <w:gridCol w:w="4320"/>
-        <w:gridCol w:w="4320"/>
+        <w:gridCol w:w="4873"/>
+        <w:gridCol w:w="4873"/>
       </w:tblGrid>
       <w:tr>
         <w:tc>
           <w:tcPr>
-            <w:tcW w:type="dxa" w:w="4320"/>
+            <w:tcW w:type="dxa" w:w="5102"/>
+            <w:shd w:val="clear" w:fill="1F3A5F"/>
           </w:tcPr>
           <w:p>
             <w:r>
+              <w:rPr>
+                <w:b/>
+                <w:color w:val="FFFFFF"/>
+              </w:rPr>
               <w:t>Ratio</w:t>
             </w:r>
           </w:p>
         </w:tc>
         <w:tc>
           <w:tcPr>
-            <w:tcW w:type="dxa" w:w="4320"/>
+            <w:tcW w:type="dxa" w:w="3969"/>
+            <w:shd w:val="clear" w:fill="1F3A5F"/>
           </w:tcPr>
           <w:p>
             <w:r>
+              <w:rPr>
+                <w:b/>
+                <w:color w:val="FFFFFF"/>
+              </w:rPr>
               <w:t>Value</w:t>
             </w:r>
           </w:p>
@@ -381,21 +670,24 @@
       <w:tr>
         <w:tc>
           <w:tcPr>
-            <w:tcW w:type="dxa" w:w="4320"/>
+            <w:tcW w:type="dxa" w:w="5102"/>
           </w:tcPr>
           <w:p>
             <w:r>
+              <w:rPr>
+                <w:b/>
+              </w:rPr>
               <w:t>DSCR</w:t>
             </w:r>
           </w:p>
         </w:tc>
         <w:tc>
           <w:tcPr>
-            <w:tcW w:type="dxa" w:w="4320"/>
+            <w:tcW w:type="dxa" w:w="3969"/>
           </w:tcPr>
           <w:p>
             <w:r>
-              <w:t>1.6</w:t>
+              <w:t>1.60</w:t>
             </w:r>
           </w:p>
         </w:tc>
@@ -403,17 +695,20 @@
       <w:tr>
         <w:tc>
           <w:tcPr>
-            <w:tcW w:type="dxa" w:w="4320"/>
+            <w:tcW w:type="dxa" w:w="5102"/>
           </w:tcPr>
           <w:p>
             <w:r>
+              <w:rPr>
+                <w:b/>
+              </w:rPr>
               <w:t>Loan-to-value</w:t>
             </w:r>
           </w:p>
         </w:tc>
         <w:tc>
           <w:tcPr>
-            <w:tcW w:type="dxa" w:w="4320"/>
+            <w:tcW w:type="dxa" w:w="3969"/>
           </w:tcPr>
           <w:p>
             <w:r>
@@ -425,17 +720,20 @@
       <w:tr>
         <w:tc>
           <w:tcPr>
-            <w:tcW w:type="dxa" w:w="4320"/>
+            <w:tcW w:type="dxa" w:w="5102"/>
           </w:tcPr>
           <w:p>
             <w:r>
+              <w:rPr>
+                <w:b/>
+              </w:rPr>
               <w:t>Debt / equity</w:t>
             </w:r>
           </w:p>
         </w:tc>
         <w:tc>
           <w:tcPr>
-            <w:tcW w:type="dxa" w:w="4320"/>
+            <w:tcW w:type="dxa" w:w="3969"/>
           </w:tcPr>
           <w:p>
             <w:r>
@@ -447,21 +745,24 @@
       <w:tr>
         <w:tc>
           <w:tcPr>
-            <w:tcW w:type="dxa" w:w="4320"/>
+            <w:tcW w:type="dxa" w:w="5102"/>
           </w:tcPr>
           <w:p>
             <w:r>
+              <w:rPr>
+                <w:b/>
+              </w:rPr>
               <w:t>Current ratio</w:t>
             </w:r>
           </w:p>
         </w:tc>
         <w:tc>
           <w:tcPr>
-            <w:tcW w:type="dxa" w:w="4320"/>
+            <w:tcW w:type="dxa" w:w="3969"/>
           </w:tcPr>
           <w:p>
             <w:r>
-              <w:t>1.5</w:t>
+              <w:t>1.50</w:t>
             </w:r>
           </w:p>
         </w:tc>
@@ -469,17 +770,20 @@
       <w:tr>
         <w:tc>
           <w:tcPr>
-            <w:tcW w:type="dxa" w:w="4320"/>
+            <w:tcW w:type="dxa" w:w="5102"/>
           </w:tcPr>
           <w:p>
             <w:r>
+              <w:rPr>
+                <w:b/>
+              </w:rPr>
               <w:t>GST turnover vs bank credits gap</w:t>
             </w:r>
           </w:p>
         </w:tc>
         <w:tc>
           <w:tcPr>
-            <w:tcW w:type="dxa" w:w="4320"/>
+            <w:tcW w:type="dxa" w:w="3969"/>
           </w:tcPr>
           <w:p>
             <w:r>
@@ -491,21 +795,49 @@
       <w:tr>
         <w:tc>
           <w:tcPr>
-            <w:tcW w:type="dxa" w:w="4320"/>
+            <w:tcW w:type="dxa" w:w="5102"/>
           </w:tcPr>
           <w:p>
             <w:r>
-              <w:t>Cash accrual / debt service (₹ Cr)</w:t>
+              <w:rPr>
+                <w:b/>
+              </w:rPr>
+              <w:t>Annual cash accrual (₹ Cr)</w:t>
             </w:r>
           </w:p>
         </w:tc>
         <w:tc>
           <w:tcPr>
-            <w:tcW w:type="dxa" w:w="4320"/>
+            <w:tcW w:type="dxa" w:w="3969"/>
           </w:tcPr>
           <w:p>
             <w:r>
-              <w:t>1.76 / 1.1</w:t>
+              <w:t>1.76</w:t>
+            </w:r>
+          </w:p>
+        </w:tc>
+      </w:tr>
+      <w:tr>
+        <w:tc>
+          <w:tcPr>
+            <w:tcW w:type="dxa" w:w="5102"/>
+          </w:tcPr>
+          <w:p>
+            <w:r>
+              <w:rPr>
+                <w:b/>
+              </w:rPr>
+              <w:t>Annual debt service incl. new loan (₹ Cr)</w:t>
+            </w:r>
+          </w:p>
+        </w:tc>
+        <w:tc>
+          <w:tcPr>
+            <w:tcW w:type="dxa" w:w="3969"/>
+          </w:tcPr>
+          <w:p>
+            <w:r>
+              <w:t>1.10</w:t>
             </w:r>
           </w:p>
         </w:tc>
@@ -515,7 +847,9 @@
     <w:p>
       <w:r>
         <w:rPr>
+          <w:i/>
           <w:color w:val="666666"/>
+          <w:sz w:val="18"/>
         </w:rPr>
         <w:t>All amounts in ₹ crore. Ratios are computed in code, not by the language model.</w:t>
       </w:r>
@@ -529,8 +863,108 @@
       </w:r>
     </w:p>
     <w:p>
+      <w:pPr>
+        <w:spacing w:after="120"/>
+      </w:pPr>
       <w:r>
-        <w:t>The borrower exhibits a solid liquidity profile, with a current ratio of 1.5 and a debt‑service coverage ratio of 1.6, indicating sufficient cash flow to meet debt obligations. The loan‑to‑value ratio stands at 50.0 %, and the debt‑to‑equity ratio is 1.12, both within conventional banking thresholds. Annual cash accrual of ₹1.76 Cr comfortably exceeds the annual debt service requirement of ₹1.1 Cr, reinforcing repayment capacity. GST compliance is strong, with a 12‑month turnover of ₹22.0 Cr and 12 of 12 filings submitted on time, while the GST‑vs‑bank‑credits gap is limited to 4.1 %. Bank interaction metrics are favorable: total credits over the past 12 months amount to ₹21.1 Cr, the average balance is ₹0.78 Cr, and there have been zero bounced cheques. No adverse flags have been identified.</w:t>
+        <w:rPr>
+          <w:b w:val="0"/>
+        </w:rPr>
+        <w:t xml:space="preserve">The borrower exhibits strong liquidity and solvency metrics. </w:t>
+      </w:r>
+      <w:r>
+        <w:rPr>
+          <w:b/>
+        </w:rPr>
+        <w:t>DSCR 1.6</w:t>
+      </w:r>
+      <w:r>
+        <w:rPr>
+          <w:b w:val="0"/>
+        </w:rPr>
+        <w:t xml:space="preserve"> exceeds the required 1.25, and the </w:t>
+      </w:r>
+      <w:r>
+        <w:rPr>
+          <w:b/>
+        </w:rPr>
+        <w:t>current ratio 1.5</w:t>
+      </w:r>
+      <w:r>
+        <w:rPr>
+          <w:b w:val="0"/>
+        </w:rPr>
+        <w:t xml:space="preserve"> is above the 1.2 threshold, indicating ample cash flow to meet debt obligations. Leverage is moderate with a </w:t>
+      </w:r>
+      <w:r>
+        <w:rPr>
+          <w:b/>
+        </w:rPr>
+        <w:t>debt‑to‑equity 1.12</w:t>
+      </w:r>
+      <w:r>
+        <w:rPr>
+          <w:b w:val="0"/>
+        </w:rPr>
+        <w:t xml:space="preserve"> and a </w:t>
+      </w:r>
+      <w:r>
+        <w:rPr>
+          <w:b/>
+        </w:rPr>
+        <w:t>loan‑to‑value 50%</w:t>
+      </w:r>
+      <w:r>
+        <w:rPr>
+          <w:b w:val="0"/>
+        </w:rPr>
+        <w:t xml:space="preserve">, both comfortably within policy limits. The GST‑vs‑bank‑credits gap stands at </w:t>
+      </w:r>
+      <w:r>
+        <w:rPr>
+          <w:b/>
+        </w:rPr>
+        <w:t>4.1%</w:t>
+      </w:r>
+      <w:r>
+        <w:rPr>
+          <w:b w:val="0"/>
+        </w:rPr>
+        <w:t xml:space="preserve">, well under the 10% ceiling, and GST filings are fully compliant (12 of 12 on time). Bank credit exposure is modest at ₹21.1 Cr with an average balance of ₹0.78 Cr and no bounced cheques, reflecting a clean repayment history. The proposed loan amount of </w:t>
+      </w:r>
+      <w:r>
+        <w:rPr>
+          <w:b/>
+        </w:rPr>
+        <w:t>₹2.0 Cr</w:t>
+      </w:r>
+      <w:r>
+        <w:rPr>
+          <w:b w:val="0"/>
+        </w:rPr>
+        <w:t xml:space="preserve"> satisfies the ≤ ₹10 Cr policy cap.</w:t>
+      </w:r>
+    </w:p>
+    <w:p>
+      <w:pPr>
+        <w:pStyle w:val="ListBullet"/>
+      </w:pPr>
+      <w:r>
+        <w:rPr>
+          <w:b w:val="0"/>
+        </w:rPr>
+        <w:t>No material flags identified.</w:t>
+      </w:r>
+    </w:p>
+    <w:p>
+      <w:pPr>
+        <w:pStyle w:val="ListBullet"/>
+      </w:pPr>
+      <w:r>
+        <w:rPr>
+          <w:b w:val="0"/>
+        </w:rPr>
+        <w:t>Primary risk is exposure to sector‑specific downturns, mitigated by the borrower’s robust cash accrual of ₹1.76 Cr annually.</w:t>
       </w:r>
     </w:p>
     <w:p>
@@ -542,8 +976,264 @@
       </w:r>
     </w:p>
     <w:p>
+      <w:pPr>
+        <w:spacing w:after="120"/>
+      </w:pPr>
       <w:r>
-        <w:t>The credit proposal satisfies all applicable policy thresholds. The Debt Service Coverage Ratio (DSCR) meets the required minimum of ≥ 1.25, with an actual value of 1.6, resulting in a PASS. The loan‑to‑value ratio is well within the ≤ 70% limit at 50.0%, also a PASS. The debt‑to‑equity ratio complies with the ≤ 2.0 requirement, recording 1.12, and passes. The current ratio exceeds the ≥ 1.2 benchmark, standing at 1.5, and therefore passes. The GST versus bank credits gap is below the ≤ 10% ceiling, measured at 4.1%, and passes. Finally, the requested loan amount of ₹2.0 Cr is under the ≤ ₹10 Cr ceiling, resulting in a PASS. No rule failures are identified.</w:t>
+        <w:rPr>
+          <w:b w:val="0"/>
+        </w:rPr>
+        <w:t>The loan request complies with all applicable policy parameters.</w:t>
+      </w:r>
+    </w:p>
+    <w:p>
+      <w:pPr>
+        <w:spacing w:after="120"/>
+      </w:pPr>
+      <w:r>
+        <w:rPr>
+          <w:b w:val="0"/>
+        </w:rPr>
+        <w:t xml:space="preserve">The </w:t>
+      </w:r>
+      <w:r>
+        <w:rPr>
+          <w:b/>
+        </w:rPr>
+        <w:t>DSCR</w:t>
+      </w:r>
+      <w:r>
+        <w:rPr>
+          <w:b w:val="0"/>
+        </w:rPr>
+        <w:t xml:space="preserve"> of </w:t>
+      </w:r>
+      <w:r>
+        <w:rPr>
+          <w:b/>
+        </w:rPr>
+        <w:t>1.6</w:t>
+      </w:r>
+      <w:r>
+        <w:rPr>
+          <w:b w:val="0"/>
+        </w:rPr>
+        <w:t xml:space="preserve"> exceeds the required </w:t>
+      </w:r>
+      <w:r>
+        <w:rPr>
+          <w:b/>
+        </w:rPr>
+        <w:t>≥ 1.25</w:t>
+      </w:r>
+      <w:r>
+        <w:rPr>
+          <w:b w:val="0"/>
+        </w:rPr>
+        <w:t xml:space="preserve">. The </w:t>
+      </w:r>
+      <w:r>
+        <w:rPr>
+          <w:b/>
+        </w:rPr>
+        <w:t>Loan‑to‑value</w:t>
+      </w:r>
+      <w:r>
+        <w:rPr>
+          <w:b w:val="0"/>
+        </w:rPr>
+        <w:t xml:space="preserve"> stands at </w:t>
+      </w:r>
+      <w:r>
+        <w:rPr>
+          <w:b/>
+        </w:rPr>
+        <w:t>50.0%</w:t>
+      </w:r>
+      <w:r>
+        <w:rPr>
+          <w:b w:val="0"/>
+        </w:rPr>
+        <w:t xml:space="preserve">, well within the </w:t>
+      </w:r>
+      <w:r>
+        <w:rPr>
+          <w:b/>
+        </w:rPr>
+        <w:t>≤ 70%</w:t>
+      </w:r>
+      <w:r>
+        <w:rPr>
+          <w:b w:val="0"/>
+        </w:rPr>
+        <w:t xml:space="preserve"> limit. The </w:t>
+      </w:r>
+      <w:r>
+        <w:rPr>
+          <w:b/>
+        </w:rPr>
+        <w:t>Debt/Equity</w:t>
+      </w:r>
+      <w:r>
+        <w:rPr>
+          <w:b w:val="0"/>
+        </w:rPr>
+        <w:t xml:space="preserve"> ratio is </w:t>
+      </w:r>
+      <w:r>
+        <w:rPr>
+          <w:b/>
+        </w:rPr>
+        <w:t>1.12</w:t>
+      </w:r>
+      <w:r>
+        <w:rPr>
+          <w:b w:val="0"/>
+        </w:rPr>
+        <w:t xml:space="preserve">, satisfying the </w:t>
+      </w:r>
+      <w:r>
+        <w:rPr>
+          <w:b/>
+        </w:rPr>
+        <w:t>≤ 2.0</w:t>
+      </w:r>
+      <w:r>
+        <w:rPr>
+          <w:b w:val="0"/>
+        </w:rPr>
+        <w:t xml:space="preserve"> threshold. The </w:t>
+      </w:r>
+      <w:r>
+        <w:rPr>
+          <w:b/>
+        </w:rPr>
+        <w:t>Current ratio</w:t>
+      </w:r>
+      <w:r>
+        <w:rPr>
+          <w:b w:val="0"/>
+        </w:rPr>
+        <w:t xml:space="preserve"> of </w:t>
+      </w:r>
+      <w:r>
+        <w:rPr>
+          <w:b/>
+        </w:rPr>
+        <w:t>1.5</w:t>
+      </w:r>
+      <w:r>
+        <w:rPr>
+          <w:b w:val="0"/>
+        </w:rPr>
+        <w:t xml:space="preserve"> meets the </w:t>
+      </w:r>
+      <w:r>
+        <w:rPr>
+          <w:b/>
+        </w:rPr>
+        <w:t>≥ 1.2</w:t>
+      </w:r>
+      <w:r>
+        <w:rPr>
+          <w:b w:val="0"/>
+        </w:rPr>
+        <w:t xml:space="preserve"> requirement. The </w:t>
+      </w:r>
+      <w:r>
+        <w:rPr>
+          <w:b/>
+        </w:rPr>
+        <w:t>GST vs bank credits gap</w:t>
+      </w:r>
+      <w:r>
+        <w:rPr>
+          <w:b w:val="0"/>
+        </w:rPr>
+        <w:t xml:space="preserve"> is </w:t>
+      </w:r>
+      <w:r>
+        <w:rPr>
+          <w:b/>
+        </w:rPr>
+        <w:t>4.1%</w:t>
+      </w:r>
+      <w:r>
+        <w:rPr>
+          <w:b w:val="0"/>
+        </w:rPr>
+        <w:t xml:space="preserve">, below the </w:t>
+      </w:r>
+      <w:r>
+        <w:rPr>
+          <w:b/>
+        </w:rPr>
+        <w:t>≤ 10%</w:t>
+      </w:r>
+      <w:r>
+        <w:rPr>
+          <w:b w:val="0"/>
+        </w:rPr>
+        <w:t xml:space="preserve"> ceiling. The proposed </w:t>
+      </w:r>
+      <w:r>
+        <w:rPr>
+          <w:b/>
+        </w:rPr>
+        <w:t>Loan amount</w:t>
+      </w:r>
+      <w:r>
+        <w:rPr>
+          <w:b w:val="0"/>
+        </w:rPr>
+        <w:t xml:space="preserve"> of </w:t>
+      </w:r>
+      <w:r>
+        <w:rPr>
+          <w:b/>
+        </w:rPr>
+        <w:t>₹2.0 Cr</w:t>
+      </w:r>
+      <w:r>
+        <w:rPr>
+          <w:b w:val="0"/>
+        </w:rPr>
+        <w:t xml:space="preserve"> is under the </w:t>
+      </w:r>
+      <w:r>
+        <w:rPr>
+          <w:b/>
+        </w:rPr>
+        <w:t>≤ ₹10 Cr</w:t>
+      </w:r>
+      <w:r>
+        <w:rPr>
+          <w:b w:val="0"/>
+        </w:rPr>
+        <w:t xml:space="preserve"> cap.</w:t>
+      </w:r>
+    </w:p>
+    <w:p>
+      <w:pPr>
+        <w:pStyle w:val="ListBullet"/>
+      </w:pPr>
+      <w:r>
+        <w:rPr>
+          <w:b w:val="0"/>
+        </w:rPr>
+        <w:t xml:space="preserve">All six policy checks result in </w:t>
+      </w:r>
+      <w:r>
+        <w:rPr>
+          <w:b/>
+        </w:rPr>
+        <w:t>PASS</w:t>
+      </w:r>
+      <w:r>
+        <w:rPr>
+          <w:b w:val="0"/>
+        </w:rPr>
+        <w:t>.</w:t>
       </w:r>
     </w:p>
     <w:tbl>
@@ -551,50 +1241,78 @@
         <w:tblStyle w:val="LightGrid-Accent1"/>
         <w:tblW w:type="auto" w:w="0"/>
         <w:tblLook w:firstColumn="1" w:firstRow="1" w:lastColumn="0" w:lastRow="0" w:noHBand="0" w:noVBand="1" w:val="04A0"/>
+        <w:tblBorders>
+          <w:top w:val="single" w:sz="4" w:color="C9D3DF"/>
+          <w:left w:val="single" w:sz="4" w:color="C9D3DF"/>
+          <w:bottom w:val="single" w:sz="4" w:color="C9D3DF"/>
+          <w:right w:val="single" w:sz="4" w:color="C9D3DF"/>
+          <w:insideH w:val="single" w:sz="4" w:color="C9D3DF"/>
+          <w:insideV w:val="single" w:sz="4" w:color="C9D3DF"/>
+        </w:tblBorders>
       </w:tblPr>
       <w:tblGrid>
-        <w:gridCol w:w="2160"/>
-        <w:gridCol w:w="2160"/>
-        <w:gridCol w:w="2160"/>
-        <w:gridCol w:w="2160"/>
+        <w:gridCol w:w="2436"/>
+        <w:gridCol w:w="2436"/>
+        <w:gridCol w:w="2436"/>
+        <w:gridCol w:w="2436"/>
       </w:tblGrid>
       <w:tr>
         <w:tc>
           <w:tcPr>
-            <w:tcW w:type="dxa" w:w="2160"/>
+            <w:tcW w:type="dxa" w:w="2436"/>
+            <w:shd w:val="clear" w:fill="1F3A5F"/>
           </w:tcPr>
           <w:p>
             <w:r>
+              <w:rPr>
+                <w:b/>
+                <w:color w:val="FFFFFF"/>
+              </w:rPr>
               <w:t>Rule</w:t>
             </w:r>
           </w:p>
         </w:tc>
         <w:tc>
           <w:tcPr>
-            <w:tcW w:type="dxa" w:w="2160"/>
+            <w:tcW w:type="dxa" w:w="2436"/>
+            <w:shd w:val="clear" w:fill="1F3A5F"/>
           </w:tcPr>
           <w:p>
             <w:r>
+              <w:rPr>
+                <w:b/>
+                <w:color w:val="FFFFFF"/>
+              </w:rPr>
               <w:t>Required</w:t>
             </w:r>
           </w:p>
         </w:tc>
         <w:tc>
           <w:tcPr>
-            <w:tcW w:type="dxa" w:w="2160"/>
+            <w:tcW w:type="dxa" w:w="2436"/>
+            <w:shd w:val="clear" w:fill="1F3A5F"/>
           </w:tcPr>
           <w:p>
             <w:r>
+              <w:rPr>
+                <w:b/>
+                <w:color w:val="FFFFFF"/>
+              </w:rPr>
               <w:t>Actual</w:t>
             </w:r>
           </w:p>
         </w:tc>
         <w:tc>
           <w:tcPr>
-            <w:tcW w:type="dxa" w:w="2160"/>
+            <w:tcW w:type="dxa" w:w="2436"/>
+            <w:shd w:val="clear" w:fill="1F3A5F"/>
           </w:tcPr>
           <w:p>
             <w:r>
+              <w:rPr>
+                <w:b/>
+                <w:color w:val="FFFFFF"/>
+              </w:rPr>
               <w:t>Result</w:t>
             </w:r>
           </w:p>
@@ -603,17 +1321,20 @@
       <w:tr>
         <w:tc>
           <w:tcPr>
-            <w:tcW w:type="dxa" w:w="2160"/>
+            <w:tcW w:type="dxa" w:w="2436"/>
           </w:tcPr>
           <w:p>
             <w:r>
+              <w:rPr>
+                <w:b/>
+              </w:rPr>
               <w:t>DSCR</w:t>
             </w:r>
           </w:p>
         </w:tc>
         <w:tc>
           <w:tcPr>
-            <w:tcW w:type="dxa" w:w="2160"/>
+            <w:tcW w:type="dxa" w:w="2436"/>
           </w:tcPr>
           <w:p>
             <w:r>
@@ -623,7 +1344,7 @@
         </w:tc>
         <w:tc>
           <w:tcPr>
-            <w:tcW w:type="dxa" w:w="2160"/>
+            <w:tcW w:type="dxa" w:w="2436"/>
           </w:tcPr>
           <w:p>
             <w:r>
@@ -633,7 +1354,7 @@
         </w:tc>
         <w:tc>
           <w:tcPr>
-            <w:tcW w:type="dxa" w:w="2160"/>
+            <w:tcW w:type="dxa" w:w="2436"/>
           </w:tcPr>
           <w:p>
             <w:r>
@@ -649,17 +1370,20 @@
       <w:tr>
         <w:tc>
           <w:tcPr>
-            <w:tcW w:type="dxa" w:w="2160"/>
+            <w:tcW w:type="dxa" w:w="2436"/>
           </w:tcPr>
           <w:p>
             <w:r>
+              <w:rPr>
+                <w:b/>
+              </w:rPr>
               <w:t>Loan-to-value</w:t>
             </w:r>
           </w:p>
         </w:tc>
         <w:tc>
           <w:tcPr>
-            <w:tcW w:type="dxa" w:w="2160"/>
+            <w:tcW w:type="dxa" w:w="2436"/>
           </w:tcPr>
           <w:p>
             <w:r>
@@ -669,7 +1393,7 @@
         </w:tc>
         <w:tc>
           <w:tcPr>
-            <w:tcW w:type="dxa" w:w="2160"/>
+            <w:tcW w:type="dxa" w:w="2436"/>
           </w:tcPr>
           <w:p>
             <w:r>
@@ -679,7 +1403,7 @@
         </w:tc>
         <w:tc>
           <w:tcPr>
-            <w:tcW w:type="dxa" w:w="2160"/>
+            <w:tcW w:type="dxa" w:w="2436"/>
           </w:tcPr>
           <w:p>
             <w:r>
@@ -695,17 +1419,20 @@
       <w:tr>
         <w:tc>
           <w:tcPr>
-            <w:tcW w:type="dxa" w:w="2160"/>
+            <w:tcW w:type="dxa" w:w="2436"/>
           </w:tcPr>
           <w:p>
             <w:r>
+              <w:rPr>
+                <w:b/>
+              </w:rPr>
               <w:t>Debt/equity</w:t>
             </w:r>
           </w:p>
         </w:tc>
         <w:tc>
           <w:tcPr>
-            <w:tcW w:type="dxa" w:w="2160"/>
+            <w:tcW w:type="dxa" w:w="2436"/>
           </w:tcPr>
           <w:p>
             <w:r>
@@ -715,7 +1442,7 @@
         </w:tc>
         <w:tc>
           <w:tcPr>
-            <w:tcW w:type="dxa" w:w="2160"/>
+            <w:tcW w:type="dxa" w:w="2436"/>
           </w:tcPr>
           <w:p>
             <w:r>
@@ -725,7 +1452,7 @@
         </w:tc>
         <w:tc>
           <w:tcPr>
-            <w:tcW w:type="dxa" w:w="2160"/>
+            <w:tcW w:type="dxa" w:w="2436"/>
           </w:tcPr>
           <w:p>
             <w:r>
@@ -741,17 +1468,20 @@
       <w:tr>
         <w:tc>
           <w:tcPr>
-            <w:tcW w:type="dxa" w:w="2160"/>
+            <w:tcW w:type="dxa" w:w="2436"/>
           </w:tcPr>
           <w:p>
             <w:r>
+              <w:rPr>
+                <w:b/>
+              </w:rPr>
               <w:t>Current ratio</w:t>
             </w:r>
           </w:p>
         </w:tc>
         <w:tc>
           <w:tcPr>
-            <w:tcW w:type="dxa" w:w="2160"/>
+            <w:tcW w:type="dxa" w:w="2436"/>
           </w:tcPr>
           <w:p>
             <w:r>
@@ -761,7 +1491,7 @@
         </w:tc>
         <w:tc>
           <w:tcPr>
-            <w:tcW w:type="dxa" w:w="2160"/>
+            <w:tcW w:type="dxa" w:w="2436"/>
           </w:tcPr>
           <w:p>
             <w:r>
@@ -771,7 +1501,7 @@
         </w:tc>
         <w:tc>
           <w:tcPr>
-            <w:tcW w:type="dxa" w:w="2160"/>
+            <w:tcW w:type="dxa" w:w="2436"/>
           </w:tcPr>
           <w:p>
             <w:r>
@@ -787,17 +1517,20 @@
       <w:tr>
         <w:tc>
           <w:tcPr>
-            <w:tcW w:type="dxa" w:w="2160"/>
+            <w:tcW w:type="dxa" w:w="2436"/>
           </w:tcPr>
           <w:p>
             <w:r>
+              <w:rPr>
+                <w:b/>
+              </w:rPr>
               <w:t>GST vs bank credits gap</w:t>
             </w:r>
           </w:p>
         </w:tc>
         <w:tc>
           <w:tcPr>
-            <w:tcW w:type="dxa" w:w="2160"/>
+            <w:tcW w:type="dxa" w:w="2436"/>
           </w:tcPr>
           <w:p>
             <w:r>
@@ -807,7 +1540,7 @@
         </w:tc>
         <w:tc>
           <w:tcPr>
-            <w:tcW w:type="dxa" w:w="2160"/>
+            <w:tcW w:type="dxa" w:w="2436"/>
           </w:tcPr>
           <w:p>
             <w:r>
@@ -817,7 +1550,7 @@
         </w:tc>
         <w:tc>
           <w:tcPr>
-            <w:tcW w:type="dxa" w:w="2160"/>
+            <w:tcW w:type="dxa" w:w="2436"/>
           </w:tcPr>
           <w:p>
             <w:r>
@@ -833,17 +1566,20 @@
       <w:tr>
         <w:tc>
           <w:tcPr>
-            <w:tcW w:type="dxa" w:w="2160"/>
+            <w:tcW w:type="dxa" w:w="2436"/>
           </w:tcPr>
           <w:p>
             <w:r>
+              <w:rPr>
+                <w:b/>
+              </w:rPr>
               <w:t>Loan amount</w:t>
             </w:r>
           </w:p>
         </w:tc>
         <w:tc>
           <w:tcPr>
-            <w:tcW w:type="dxa" w:w="2160"/>
+            <w:tcW w:type="dxa" w:w="2436"/>
           </w:tcPr>
           <w:p>
             <w:r>
@@ -853,7 +1589,7 @@
         </w:tc>
         <w:tc>
           <w:tcPr>
-            <w:tcW w:type="dxa" w:w="2160"/>
+            <w:tcW w:type="dxa" w:w="2436"/>
           </w:tcPr>
           <w:p>
             <w:r>
@@ -863,7 +1599,7 @@
         </w:tc>
         <w:tc>
           <w:tcPr>
-            <w:tcW w:type="dxa" w:w="2160"/>
+            <w:tcW w:type="dxa" w:w="2436"/>
           </w:tcPr>
           <w:p>
             <w:r>
@@ -887,8 +1623,48 @@
       </w:r>
     </w:p>
     <w:p>
+      <w:pPr>
+        <w:spacing w:after="120"/>
+      </w:pPr>
       <w:r>
-        <w:t>The credit committee is advised to **RECOMMEND APPROVAL** for the working‑capital facility of ₹2.0 Cr. The application presents no failed underwriting rules, no risk flags, and no outstanding assumptions, indicating full compliance with the bank’s credit policy criteria. Consequently, there are no additional conditions or documentation requirements beyond the standard loan agreement and the borrower’s routine financial reporting obligations.</w:t>
+        <w:rPr>
+          <w:b/>
+        </w:rPr>
+        <w:t>RECOMMEND APPROVAL</w:t>
+      </w:r>
+    </w:p>
+    <w:p>
+      <w:pPr>
+        <w:spacing w:after="120"/>
+      </w:pPr>
+      <w:r>
+        <w:rPr>
+          <w:b w:val="0"/>
+        </w:rPr>
+        <w:t xml:space="preserve">The applicant seeks a working‑capital facility of </w:t>
+      </w:r>
+      <w:r>
+        <w:rPr>
+          <w:b/>
+        </w:rPr>
+        <w:t>₹2.0 Cr</w:t>
+      </w:r>
+      <w:r>
+        <w:rPr>
+          <w:b w:val="0"/>
+        </w:rPr>
+        <w:t>. No policy rules have been breached and there are no flags or outstanding conditions identified in the review.</w:t>
+      </w:r>
+    </w:p>
+    <w:p>
+      <w:pPr>
+        <w:pStyle w:val="ListBullet"/>
+      </w:pPr>
+      <w:r>
+        <w:rPr>
+          <w:b w:val="0"/>
+        </w:rPr>
+        <w:t>No additional documentation or covenants are required at this stage.</w:t>
       </w:r>
     </w:p>
     <w:p>
@@ -899,11 +1675,183 @@
         <w:t>Agent self-check</w:t>
       </w:r>
     </w:p>
-    <w:p>
-      <w:r>
-        <w:t>Sections 5/5 · ratios computed: yes · policy rules tested: 6 (6 pass, 0 fail) · figures checked against source data: all grounded · repairs made: 0</w:t>
-      </w:r>
-    </w:p>
+    <w:tbl>
+      <w:tblPr>
+        <w:tblStyle w:val="LightGrid-Accent1"/>
+        <w:tblW w:type="auto" w:w="0"/>
+        <w:tblLook w:firstColumn="1" w:firstRow="1" w:lastColumn="0" w:lastRow="0" w:noHBand="0" w:noVBand="1" w:val="04A0"/>
+        <w:tblBorders>
+          <w:top w:val="single" w:sz="4" w:color="C9D3DF"/>
+          <w:left w:val="single" w:sz="4" w:color="C9D3DF"/>
+          <w:bottom w:val="single" w:sz="4" w:color="C9D3DF"/>
+          <w:right w:val="single" w:sz="4" w:color="C9D3DF"/>
+          <w:insideH w:val="single" w:sz="4" w:color="C9D3DF"/>
+          <w:insideV w:val="single" w:sz="4" w:color="C9D3DF"/>
+        </w:tblBorders>
+      </w:tblPr>
+      <w:tblGrid>
+        <w:gridCol w:w="4873"/>
+        <w:gridCol w:w="4873"/>
+      </w:tblGrid>
+      <w:tr>
+        <w:tc>
+          <w:tcPr>
+            <w:tcW w:type="dxa" w:w="5102"/>
+            <w:shd w:val="clear" w:fill="1F3A5F"/>
+          </w:tcPr>
+          <w:p>
+            <w:r>
+              <w:rPr>
+                <w:b/>
+                <w:color w:val="FFFFFF"/>
+              </w:rPr>
+              <w:t>Check</w:t>
+            </w:r>
+          </w:p>
+        </w:tc>
+        <w:tc>
+          <w:tcPr>
+            <w:tcW w:type="dxa" w:w="3969"/>
+            <w:shd w:val="clear" w:fill="1F3A5F"/>
+          </w:tcPr>
+          <w:p>
+            <w:r>
+              <w:rPr>
+                <w:b/>
+                <w:color w:val="FFFFFF"/>
+              </w:rPr>
+              <w:t>Result</w:t>
+            </w:r>
+          </w:p>
+        </w:tc>
+      </w:tr>
+      <w:tr>
+        <w:tc>
+          <w:tcPr>
+            <w:tcW w:type="dxa" w:w="5102"/>
+          </w:tcPr>
+          <w:p>
+            <w:r>
+              <w:rPr>
+                <w:b/>
+              </w:rPr>
+              <w:t>Sections written</w:t>
+            </w:r>
+          </w:p>
+        </w:tc>
+        <w:tc>
+          <w:tcPr>
+            <w:tcW w:type="dxa" w:w="3969"/>
+          </w:tcPr>
+          <w:p>
+            <w:r>
+              <w:t>5/5</w:t>
+            </w:r>
+          </w:p>
+        </w:tc>
+      </w:tr>
+      <w:tr>
+        <w:tc>
+          <w:tcPr>
+            <w:tcW w:type="dxa" w:w="5102"/>
+          </w:tcPr>
+          <w:p>
+            <w:r>
+              <w:rPr>
+                <w:b/>
+              </w:rPr>
+              <w:t>Ratios computed</w:t>
+            </w:r>
+          </w:p>
+        </w:tc>
+        <w:tc>
+          <w:tcPr>
+            <w:tcW w:type="dxa" w:w="3969"/>
+          </w:tcPr>
+          <w:p>
+            <w:r>
+              <w:t>yes</w:t>
+            </w:r>
+          </w:p>
+        </w:tc>
+      </w:tr>
+      <w:tr>
+        <w:tc>
+          <w:tcPr>
+            <w:tcW w:type="dxa" w:w="5102"/>
+          </w:tcPr>
+          <w:p>
+            <w:r>
+              <w:rPr>
+                <w:b/>
+              </w:rPr>
+              <w:t>Policy rules tested</w:t>
+            </w:r>
+          </w:p>
+        </w:tc>
+        <w:tc>
+          <w:tcPr>
+            <w:tcW w:type="dxa" w:w="3969"/>
+          </w:tcPr>
+          <w:p>
+            <w:r>
+              <w:t>6 (6 pass, 0 fail)</w:t>
+            </w:r>
+          </w:p>
+        </w:tc>
+      </w:tr>
+      <w:tr>
+        <w:tc>
+          <w:tcPr>
+            <w:tcW w:type="dxa" w:w="5102"/>
+          </w:tcPr>
+          <w:p>
+            <w:r>
+              <w:rPr>
+                <w:b/>
+              </w:rPr>
+              <w:t>Figures checked against source data</w:t>
+            </w:r>
+          </w:p>
+        </w:tc>
+        <w:tc>
+          <w:tcPr>
+            <w:tcW w:type="dxa" w:w="3969"/>
+          </w:tcPr>
+          <w:p>
+            <w:r>
+              <w:t>all grounded</w:t>
+            </w:r>
+          </w:p>
+        </w:tc>
+      </w:tr>
+      <w:tr>
+        <w:tc>
+          <w:tcPr>
+            <w:tcW w:type="dxa" w:w="5102"/>
+          </w:tcPr>
+          <w:p>
+            <w:r>
+              <w:rPr>
+                <w:b/>
+              </w:rPr>
+              <w:t>Repairs made by the agent</w:t>
+            </w:r>
+          </w:p>
+        </w:tc>
+        <w:tc>
+          <w:tcPr>
+            <w:tcW w:type="dxa" w:w="3969"/>
+          </w:tcPr>
+          <w:p>
+            <w:r>
+              <w:t>0</w:t>
+            </w:r>
+          </w:p>
+        </w:tc>
+      </w:tr>
+    </w:tbl>
+    <w:p/>
     <w:p>
       <w:pPr>
         <w:pStyle w:val="Heading2"/>
@@ -917,28 +1865,46 @@
         <w:tblStyle w:val="LightGrid-Accent1"/>
         <w:tblW w:type="auto" w:w="0"/>
         <w:tblLook w:firstColumn="1" w:firstRow="1" w:lastColumn="0" w:lastRow="0" w:noHBand="0" w:noVBand="1" w:val="04A0"/>
+        <w:tblBorders>
+          <w:top w:val="single" w:sz="4" w:color="C9D3DF"/>
+          <w:left w:val="single" w:sz="4" w:color="C9D3DF"/>
+          <w:bottom w:val="single" w:sz="4" w:color="C9D3DF"/>
+          <w:right w:val="single" w:sz="4" w:color="C9D3DF"/>
+          <w:insideH w:val="single" w:sz="4" w:color="C9D3DF"/>
+          <w:insideV w:val="single" w:sz="4" w:color="C9D3DF"/>
+        </w:tblBorders>
       </w:tblPr>
       <w:tblGrid>
-        <w:gridCol w:w="4320"/>
-        <w:gridCol w:w="4320"/>
+        <w:gridCol w:w="4873"/>
+        <w:gridCol w:w="4873"/>
       </w:tblGrid>
       <w:tr>
         <w:tc>
           <w:tcPr>
-            <w:tcW w:type="dxa" w:w="4320"/>
+            <w:tcW w:type="dxa" w:w="3969"/>
+            <w:shd w:val="clear" w:fill="1F3A5F"/>
           </w:tcPr>
           <w:p>
             <w:r>
+              <w:rPr>
+                <w:b/>
+                <w:color w:val="FFFFFF"/>
+              </w:rPr>
               <w:t>Field</w:t>
             </w:r>
           </w:p>
         </w:tc>
         <w:tc>
           <w:tcPr>
-            <w:tcW w:type="dxa" w:w="4320"/>
+            <w:tcW w:type="dxa" w:w="5102"/>
+            <w:shd w:val="clear" w:fill="1F3A5F"/>
           </w:tcPr>
           <w:p>
             <w:r>
+              <w:rPr>
+                <w:b/>
+                <w:color w:val="FFFFFF"/>
+              </w:rPr>
               <w:t>Entry</w:t>
             </w:r>
           </w:p>
@@ -947,17 +1913,20 @@
       <w:tr>
         <w:tc>
           <w:tcPr>
-            <w:tcW w:type="dxa" w:w="4320"/>
+            <w:tcW w:type="dxa" w:w="3969"/>
           </w:tcPr>
           <w:p>
             <w:r>
+              <w:rPr>
+                <w:b/>
+              </w:rPr>
               <w:t>Name</w:t>
             </w:r>
           </w:p>
         </w:tc>
         <w:tc>
           <w:tcPr>
-            <w:tcW w:type="dxa" w:w="4320"/>
+            <w:tcW w:type="dxa" w:w="5102"/>
           </w:tcPr>
           <w:p>
             <w:r/>
@@ -967,17 +1936,20 @@
       <w:tr>
         <w:tc>
           <w:tcPr>
-            <w:tcW w:type="dxa" w:w="4320"/>
+            <w:tcW w:type="dxa" w:w="3969"/>
           </w:tcPr>
           <w:p>
             <w:r>
+              <w:rPr>
+                <w:b/>
+              </w:rPr>
               <w:t>Decision (approve / reject / refer)</w:t>
             </w:r>
           </w:p>
         </w:tc>
         <w:tc>
           <w:tcPr>
-            <w:tcW w:type="dxa" w:w="4320"/>
+            <w:tcW w:type="dxa" w:w="5102"/>
           </w:tcPr>
           <w:p>
             <w:r/>
@@ -987,17 +1959,20 @@
       <w:tr>
         <w:tc>
           <w:tcPr>
-            <w:tcW w:type="dxa" w:w="4320"/>
+            <w:tcW w:type="dxa" w:w="3969"/>
           </w:tcPr>
           <w:p>
             <w:r>
+              <w:rPr>
+                <w:b/>
+              </w:rPr>
               <w:t>Conditions</w:t>
             </w:r>
           </w:p>
         </w:tc>
         <w:tc>
           <w:tcPr>
-            <w:tcW w:type="dxa" w:w="4320"/>
+            <w:tcW w:type="dxa" w:w="5102"/>
           </w:tcPr>
           <w:p>
             <w:r/>
@@ -1007,17 +1982,20 @@
       <w:tr>
         <w:tc>
           <w:tcPr>
-            <w:tcW w:type="dxa" w:w="4320"/>
+            <w:tcW w:type="dxa" w:w="3969"/>
           </w:tcPr>
           <w:p>
             <w:r>
+              <w:rPr>
+                <w:b/>
+              </w:rPr>
               <w:t>Signature and date</w:t>
             </w:r>
           </w:p>
         </w:tc>
         <w:tc>
           <w:tcPr>
-            <w:tcW w:type="dxa" w:w="4320"/>
+            <w:tcW w:type="dxa" w:w="5102"/>
           </w:tcPr>
           <w:p>
             <w:r/>
@@ -1044,72 +2022,110 @@
         <w:tblStyle w:val="LightGrid-Accent1"/>
         <w:tblW w:type="auto" w:w="0"/>
         <w:tblLook w:firstColumn="1" w:firstRow="1" w:lastColumn="0" w:lastRow="0" w:noHBand="0" w:noVBand="1" w:val="04A0"/>
+        <w:tblBorders>
+          <w:top w:val="single" w:sz="4" w:color="C9D3DF"/>
+          <w:left w:val="single" w:sz="4" w:color="C9D3DF"/>
+          <w:bottom w:val="single" w:sz="4" w:color="C9D3DF"/>
+          <w:right w:val="single" w:sz="4" w:color="C9D3DF"/>
+          <w:insideH w:val="single" w:sz="4" w:color="C9D3DF"/>
+          <w:insideV w:val="single" w:sz="4" w:color="C9D3DF"/>
+        </w:tblBorders>
       </w:tblPr>
       <w:tblGrid>
-        <w:gridCol w:w="1440"/>
-        <w:gridCol w:w="1440"/>
-        <w:gridCol w:w="1440"/>
-        <w:gridCol w:w="1440"/>
-        <w:gridCol w:w="1440"/>
-        <w:gridCol w:w="1440"/>
+        <w:gridCol w:w="1624"/>
+        <w:gridCol w:w="1624"/>
+        <w:gridCol w:w="1624"/>
+        <w:gridCol w:w="1624"/>
+        <w:gridCol w:w="1624"/>
+        <w:gridCol w:w="1624"/>
       </w:tblGrid>
       <w:tr>
         <w:tc>
           <w:tcPr>
-            <w:tcW w:type="dxa" w:w="1440"/>
+            <w:tcW w:type="dxa" w:w="454"/>
+            <w:shd w:val="clear" w:fill="1F3A5F"/>
           </w:tcPr>
           <w:p>
             <w:r>
+              <w:rPr>
+                <w:b/>
+                <w:color w:val="FFFFFF"/>
+              </w:rPr>
               <w:t>#</w:t>
             </w:r>
           </w:p>
         </w:tc>
         <w:tc>
           <w:tcPr>
-            <w:tcW w:type="dxa" w:w="1440"/>
+            <w:tcW w:type="dxa" w:w="2041"/>
+            <w:shd w:val="clear" w:fill="1F3A5F"/>
           </w:tcPr>
           <w:p>
             <w:r>
+              <w:rPr>
+                <w:b/>
+                <w:color w:val="FFFFFF"/>
+              </w:rPr>
               <w:t>Step</w:t>
             </w:r>
           </w:p>
         </w:tc>
         <w:tc>
           <w:tcPr>
-            <w:tcW w:type="dxa" w:w="1440"/>
+            <w:tcW w:type="dxa" w:w="737"/>
+            <w:shd w:val="clear" w:fill="1F3A5F"/>
           </w:tcPr>
           <w:p>
             <w:r>
+              <w:rPr>
+                <w:b/>
+                <w:color w:val="FFFFFF"/>
+              </w:rPr>
               <w:t>By</w:t>
             </w:r>
           </w:p>
         </w:tc>
         <w:tc>
           <w:tcPr>
-            <w:tcW w:type="dxa" w:w="1440"/>
+            <w:tcW w:type="dxa" w:w="794"/>
+            <w:shd w:val="clear" w:fill="1F3A5F"/>
           </w:tcPr>
           <w:p>
             <w:r>
+              <w:rPr>
+                <w:b/>
+                <w:color w:val="FFFFFF"/>
+              </w:rPr>
               <w:t>Status</w:t>
             </w:r>
           </w:p>
         </w:tc>
         <w:tc>
           <w:tcPr>
-            <w:tcW w:type="dxa" w:w="1440"/>
+            <w:tcW w:type="dxa" w:w="4762"/>
+            <w:shd w:val="clear" w:fill="1F3A5F"/>
           </w:tcPr>
           <w:p>
             <w:r>
+              <w:rPr>
+                <w:b/>
+                <w:color w:val="FFFFFF"/>
+              </w:rPr>
               <w:t>Result</w:t>
             </w:r>
           </w:p>
         </w:tc>
         <w:tc>
           <w:tcPr>
-            <w:tcW w:type="dxa" w:w="1440"/>
+            <w:tcW w:type="dxa" w:w="680"/>
+            <w:shd w:val="clear" w:fill="1F3A5F"/>
           </w:tcPr>
           <w:p>
             <w:r>
+              <w:rPr>
+                <w:b/>
+                <w:color w:val="FFFFFF"/>
+              </w:rPr>
               <w:t>ms</w:t>
             </w:r>
           </w:p>
@@ -1118,7 +2134,7 @@
       <w:tr>
         <w:tc>
           <w:tcPr>
-            <w:tcW w:type="dxa" w:w="1440"/>
+            <w:tcW w:type="dxa" w:w="454"/>
           </w:tcPr>
           <w:p>
             <w:r/>
@@ -1126,7 +2142,7 @@
         </w:tc>
         <w:tc>
           <w:tcPr>
-            <w:tcW w:type="dxa" w:w="1440"/>
+            <w:tcW w:type="dxa" w:w="2041"/>
           </w:tcPr>
           <w:p>
             <w:r>
@@ -1136,7 +2152,7 @@
         </w:tc>
         <w:tc>
           <w:tcPr>
-            <w:tcW w:type="dxa" w:w="1440"/>
+            <w:tcW w:type="dxa" w:w="737"/>
           </w:tcPr>
           <w:p>
             <w:r>
@@ -1146,7 +2162,7 @@
         </w:tc>
         <w:tc>
           <w:tcPr>
-            <w:tcW w:type="dxa" w:w="1440"/>
+            <w:tcW w:type="dxa" w:w="794"/>
           </w:tcPr>
           <w:p>
             <w:r>
@@ -1156,7 +2172,29 @@
         </w:tc>
         <w:tc>
           <w:tcPr>
-            <w:tcW w:type="dxa" w:w="1440"/>
+            <w:tcW w:type="dxa" w:w="4762"/>
+          </w:tcPr>
+          <w:p>
+            <w:r>
+              <w:t>plan drafted</w:t>
+            </w:r>
+          </w:p>
+        </w:tc>
+        <w:tc>
+          <w:tcPr>
+            <w:tcW w:type="dxa" w:w="680"/>
+          </w:tcPr>
+          <w:p>
+            <w:r>
+              <w:t>1953</w:t>
+            </w:r>
+          </w:p>
+        </w:tc>
+      </w:tr>
+      <w:tr>
+        <w:tc>
+          <w:tcPr>
+            <w:tcW w:type="dxa" w:w="454"/>
           </w:tcPr>
           <w:p>
             <w:r/>
@@ -1164,27 +2202,7 @@
         </w:tc>
         <w:tc>
           <w:tcPr>
-            <w:tcW w:type="dxa" w:w="1440"/>
-          </w:tcPr>
-          <w:p>
-            <w:r>
-              <w:t>2099</w:t>
-            </w:r>
-          </w:p>
-        </w:tc>
-      </w:tr>
-      <w:tr>
-        <w:tc>
-          <w:tcPr>
-            <w:tcW w:type="dxa" w:w="1440"/>
-          </w:tcPr>
-          <w:p>
-            <w:r/>
-          </w:p>
-        </w:tc>
-        <w:tc>
-          <w:tcPr>
-            <w:tcW w:type="dxa" w:w="1440"/>
+            <w:tcW w:type="dxa" w:w="2041"/>
           </w:tcPr>
           <w:p>
             <w:r>
@@ -1194,7 +2212,7 @@
         </w:tc>
         <w:tc>
           <w:tcPr>
-            <w:tcW w:type="dxa" w:w="1440"/>
+            <w:tcW w:type="dxa" w:w="737"/>
           </w:tcPr>
           <w:p>
             <w:r>
@@ -1204,7 +2222,7 @@
         </w:tc>
         <w:tc>
           <w:tcPr>
-            <w:tcW w:type="dxa" w:w="1440"/>
+            <w:tcW w:type="dxa" w:w="794"/>
           </w:tcPr>
           <w:p>
             <w:r>
@@ -1214,7 +2232,7 @@
         </w:tc>
         <w:tc>
           <w:tcPr>
-            <w:tcW w:type="dxa" w:w="1440"/>
+            <w:tcW w:type="dxa" w:w="4762"/>
           </w:tcPr>
           <w:p>
             <w:r>
@@ -1224,7 +2242,7 @@
         </w:tc>
         <w:tc>
           <w:tcPr>
-            <w:tcW w:type="dxa" w:w="1440"/>
+            <w:tcW w:type="dxa" w:w="680"/>
           </w:tcPr>
           <w:p>
             <w:r>
@@ -1236,7 +2254,7 @@
       <w:tr>
         <w:tc>
           <w:tcPr>
-            <w:tcW w:type="dxa" w:w="1440"/>
+            <w:tcW w:type="dxa" w:w="454"/>
           </w:tcPr>
           <w:p>
             <w:r>
@@ -1246,7 +2264,7 @@
         </w:tc>
         <w:tc>
           <w:tcPr>
-            <w:tcW w:type="dxa" w:w="1440"/>
+            <w:tcW w:type="dxa" w:w="2041"/>
           </w:tcPr>
           <w:p>
             <w:r>
@@ -1256,7 +2274,7 @@
         </w:tc>
         <w:tc>
           <w:tcPr>
-            <w:tcW w:type="dxa" w:w="1440"/>
+            <w:tcW w:type="dxa" w:w="737"/>
           </w:tcPr>
           <w:p>
             <w:r>
@@ -1266,7 +2284,7 @@
         </w:tc>
         <w:tc>
           <w:tcPr>
-            <w:tcW w:type="dxa" w:w="1440"/>
+            <w:tcW w:type="dxa" w:w="794"/>
           </w:tcPr>
           <w:p>
             <w:r>
@@ -1276,7 +2294,7 @@
         </w:tc>
         <w:tc>
           <w:tcPr>
-            <w:tcW w:type="dxa" w:w="1440"/>
+            <w:tcW w:type="dxa" w:w="4762"/>
           </w:tcPr>
           <w:p>
             <w:r>
@@ -1286,7 +2304,7 @@
         </w:tc>
         <w:tc>
           <w:tcPr>
-            <w:tcW w:type="dxa" w:w="1440"/>
+            <w:tcW w:type="dxa" w:w="680"/>
           </w:tcPr>
           <w:p>
             <w:r>
@@ -1298,7 +2316,7 @@
       <w:tr>
         <w:tc>
           <w:tcPr>
-            <w:tcW w:type="dxa" w:w="1440"/>
+            <w:tcW w:type="dxa" w:w="454"/>
           </w:tcPr>
           <w:p>
             <w:r>
@@ -1308,7 +2326,7 @@
         </w:tc>
         <w:tc>
           <w:tcPr>
-            <w:tcW w:type="dxa" w:w="1440"/>
+            <w:tcW w:type="dxa" w:w="2041"/>
           </w:tcPr>
           <w:p>
             <w:r>
@@ -1318,7 +2336,7 @@
         </w:tc>
         <w:tc>
           <w:tcPr>
-            <w:tcW w:type="dxa" w:w="1440"/>
+            <w:tcW w:type="dxa" w:w="737"/>
           </w:tcPr>
           <w:p>
             <w:r>
@@ -1328,7 +2346,7 @@
         </w:tc>
         <w:tc>
           <w:tcPr>
-            <w:tcW w:type="dxa" w:w="1440"/>
+            <w:tcW w:type="dxa" w:w="794"/>
           </w:tcPr>
           <w:p>
             <w:r>
@@ -1338,7 +2356,7 @@
         </w:tc>
         <w:tc>
           <w:tcPr>
-            <w:tcW w:type="dxa" w:w="1440"/>
+            <w:tcW w:type="dxa" w:w="4762"/>
           </w:tcPr>
           <w:p>
             <w:r>
@@ -1348,7 +2366,7 @@
         </w:tc>
         <w:tc>
           <w:tcPr>
-            <w:tcW w:type="dxa" w:w="1440"/>
+            <w:tcW w:type="dxa" w:w="680"/>
           </w:tcPr>
           <w:p>
             <w:r>
@@ -1360,7 +2378,7 @@
       <w:tr>
         <w:tc>
           <w:tcPr>
-            <w:tcW w:type="dxa" w:w="1440"/>
+            <w:tcW w:type="dxa" w:w="454"/>
           </w:tcPr>
           <w:p>
             <w:r>
@@ -1370,7 +2388,7 @@
         </w:tc>
         <w:tc>
           <w:tcPr>
-            <w:tcW w:type="dxa" w:w="1440"/>
+            <w:tcW w:type="dxa" w:w="2041"/>
           </w:tcPr>
           <w:p>
             <w:r>
@@ -1380,7 +2398,7 @@
         </w:tc>
         <w:tc>
           <w:tcPr>
-            <w:tcW w:type="dxa" w:w="1440"/>
+            <w:tcW w:type="dxa" w:w="737"/>
           </w:tcPr>
           <w:p>
             <w:r>
@@ -1390,7 +2408,7 @@
         </w:tc>
         <w:tc>
           <w:tcPr>
-            <w:tcW w:type="dxa" w:w="1440"/>
+            <w:tcW w:type="dxa" w:w="794"/>
           </w:tcPr>
           <w:p>
             <w:r>
@@ -1400,7 +2418,7 @@
         </w:tc>
         <w:tc>
           <w:tcPr>
-            <w:tcW w:type="dxa" w:w="1440"/>
+            <w:tcW w:type="dxa" w:w="4762"/>
           </w:tcPr>
           <w:p>
             <w:r>
@@ -1410,7 +2428,7 @@
         </w:tc>
         <w:tc>
           <w:tcPr>
-            <w:tcW w:type="dxa" w:w="1440"/>
+            <w:tcW w:type="dxa" w:w="680"/>
           </w:tcPr>
           <w:p>
             <w:r>
@@ -1422,7 +2440,7 @@
       <w:tr>
         <w:tc>
           <w:tcPr>
-            <w:tcW w:type="dxa" w:w="1440"/>
+            <w:tcW w:type="dxa" w:w="454"/>
           </w:tcPr>
           <w:p>
             <w:r>
@@ -1432,7 +2450,7 @@
         </w:tc>
         <w:tc>
           <w:tcPr>
-            <w:tcW w:type="dxa" w:w="1440"/>
+            <w:tcW w:type="dxa" w:w="2041"/>
           </w:tcPr>
           <w:p>
             <w:r>
@@ -1442,7 +2460,7 @@
         </w:tc>
         <w:tc>
           <w:tcPr>
-            <w:tcW w:type="dxa" w:w="1440"/>
+            <w:tcW w:type="dxa" w:w="737"/>
           </w:tcPr>
           <w:p>
             <w:r>
@@ -1452,7 +2470,7 @@
         </w:tc>
         <w:tc>
           <w:tcPr>
-            <w:tcW w:type="dxa" w:w="1440"/>
+            <w:tcW w:type="dxa" w:w="794"/>
           </w:tcPr>
           <w:p>
             <w:r>
@@ -1462,7 +2480,7 @@
         </w:tc>
         <w:tc>
           <w:tcPr>
-            <w:tcW w:type="dxa" w:w="1440"/>
+            <w:tcW w:type="dxa" w:w="4762"/>
           </w:tcPr>
           <w:p>
             <w:r>
@@ -1472,7 +2490,7 @@
         </w:tc>
         <w:tc>
           <w:tcPr>
-            <w:tcW w:type="dxa" w:w="1440"/>
+            <w:tcW w:type="dxa" w:w="680"/>
           </w:tcPr>
           <w:p>
             <w:r>
@@ -1484,7 +2502,7 @@
       <w:tr>
         <w:tc>
           <w:tcPr>
-            <w:tcW w:type="dxa" w:w="1440"/>
+            <w:tcW w:type="dxa" w:w="454"/>
           </w:tcPr>
           <w:p>
             <w:r>
@@ -1494,7 +2512,7 @@
         </w:tc>
         <w:tc>
           <w:tcPr>
-            <w:tcW w:type="dxa" w:w="1440"/>
+            <w:tcW w:type="dxa" w:w="2041"/>
           </w:tcPr>
           <w:p>
             <w:r>
@@ -1504,7 +2522,7 @@
         </w:tc>
         <w:tc>
           <w:tcPr>
-            <w:tcW w:type="dxa" w:w="1440"/>
+            <w:tcW w:type="dxa" w:w="737"/>
           </w:tcPr>
           <w:p>
             <w:r>
@@ -1514,7 +2532,7 @@
         </w:tc>
         <w:tc>
           <w:tcPr>
-            <w:tcW w:type="dxa" w:w="1440"/>
+            <w:tcW w:type="dxa" w:w="794"/>
           </w:tcPr>
           <w:p>
             <w:r>
@@ -1524,7 +2542,7 @@
         </w:tc>
         <w:tc>
           <w:tcPr>
-            <w:tcW w:type="dxa" w:w="1440"/>
+            <w:tcW w:type="dxa" w:w="4762"/>
           </w:tcPr>
           <w:p>
             <w:r>
@@ -1534,7 +2552,7 @@
         </w:tc>
         <w:tc>
           <w:tcPr>
-            <w:tcW w:type="dxa" w:w="1440"/>
+            <w:tcW w:type="dxa" w:w="680"/>
           </w:tcPr>
           <w:p>
             <w:r>
@@ -1546,7 +2564,7 @@
       <w:tr>
         <w:tc>
           <w:tcPr>
-            <w:tcW w:type="dxa" w:w="1440"/>
+            <w:tcW w:type="dxa" w:w="454"/>
           </w:tcPr>
           <w:p>
             <w:r>
@@ -1556,7 +2574,7 @@
         </w:tc>
         <w:tc>
           <w:tcPr>
-            <w:tcW w:type="dxa" w:w="1440"/>
+            <w:tcW w:type="dxa" w:w="2041"/>
           </w:tcPr>
           <w:p>
             <w:r>
@@ -1566,7 +2584,7 @@
         </w:tc>
         <w:tc>
           <w:tcPr>
-            <w:tcW w:type="dxa" w:w="1440"/>
+            <w:tcW w:type="dxa" w:w="737"/>
           </w:tcPr>
           <w:p>
             <w:r>
@@ -1576,7 +2594,7 @@
         </w:tc>
         <w:tc>
           <w:tcPr>
-            <w:tcW w:type="dxa" w:w="1440"/>
+            <w:tcW w:type="dxa" w:w="794"/>
           </w:tcPr>
           <w:p>
             <w:r>
@@ -1586,7 +2604,7 @@
         </w:tc>
         <w:tc>
           <w:tcPr>
-            <w:tcW w:type="dxa" w:w="1440"/>
+            <w:tcW w:type="dxa" w:w="4762"/>
           </w:tcPr>
           <w:p>
             <w:r>
@@ -1596,7 +2614,7 @@
         </w:tc>
         <w:tc>
           <w:tcPr>
-            <w:tcW w:type="dxa" w:w="1440"/>
+            <w:tcW w:type="dxa" w:w="680"/>
           </w:tcPr>
           <w:p>
             <w:r>
@@ -1608,7 +2626,7 @@
       <w:tr>
         <w:tc>
           <w:tcPr>
-            <w:tcW w:type="dxa" w:w="1440"/>
+            <w:tcW w:type="dxa" w:w="454"/>
           </w:tcPr>
           <w:p>
             <w:r>
@@ -1618,7 +2636,7 @@
         </w:tc>
         <w:tc>
           <w:tcPr>
-            <w:tcW w:type="dxa" w:w="1440"/>
+            <w:tcW w:type="dxa" w:w="2041"/>
           </w:tcPr>
           <w:p>
             <w:r>
@@ -1628,7 +2646,7 @@
         </w:tc>
         <w:tc>
           <w:tcPr>
-            <w:tcW w:type="dxa" w:w="1440"/>
+            <w:tcW w:type="dxa" w:w="737"/>
           </w:tcPr>
           <w:p>
             <w:r>
@@ -1638,7 +2656,7 @@
         </w:tc>
         <w:tc>
           <w:tcPr>
-            <w:tcW w:type="dxa" w:w="1440"/>
+            <w:tcW w:type="dxa" w:w="794"/>
           </w:tcPr>
           <w:p>
             <w:r>
@@ -1648,21 +2666,21 @@
         </w:tc>
         <w:tc>
           <w:tcPr>
-            <w:tcW w:type="dxa" w:w="1440"/>
+            <w:tcW w:type="dxa" w:w="4762"/>
           </w:tcPr>
           <w:p>
             <w:r>
-              <w:t>87 words</w:t>
+              <w:t>47 words</w:t>
             </w:r>
           </w:p>
         </w:tc>
         <w:tc>
           <w:tcPr>
-            <w:tcW w:type="dxa" w:w="1440"/>
+            <w:tcW w:type="dxa" w:w="680"/>
           </w:tcPr>
           <w:p>
             <w:r>
-              <w:t>645</w:t>
+              <w:t>882</w:t>
             </w:r>
           </w:p>
         </w:tc>
@@ -1670,7 +2688,7 @@
       <w:tr>
         <w:tc>
           <w:tcPr>
-            <w:tcW w:type="dxa" w:w="1440"/>
+            <w:tcW w:type="dxa" w:w="454"/>
           </w:tcPr>
           <w:p>
             <w:r>
@@ -1680,7 +2698,7 @@
         </w:tc>
         <w:tc>
           <w:tcPr>
-            <w:tcW w:type="dxa" w:w="1440"/>
+            <w:tcW w:type="dxa" w:w="2041"/>
           </w:tcPr>
           <w:p>
             <w:r>
@@ -1690,7 +2708,7 @@
         </w:tc>
         <w:tc>
           <w:tcPr>
-            <w:tcW w:type="dxa" w:w="1440"/>
+            <w:tcW w:type="dxa" w:w="737"/>
           </w:tcPr>
           <w:p>
             <w:r>
@@ -1700,7 +2718,7 @@
         </w:tc>
         <w:tc>
           <w:tcPr>
-            <w:tcW w:type="dxa" w:w="1440"/>
+            <w:tcW w:type="dxa" w:w="794"/>
           </w:tcPr>
           <w:p>
             <w:r>
@@ -1710,21 +2728,21 @@
         </w:tc>
         <w:tc>
           <w:tcPr>
-            <w:tcW w:type="dxa" w:w="1440"/>
+            <w:tcW w:type="dxa" w:w="4762"/>
           </w:tcPr>
           <w:p>
             <w:r>
-              <w:t>109 words</w:t>
+              <w:t>123 words</w:t>
             </w:r>
           </w:p>
         </w:tc>
         <w:tc>
           <w:tcPr>
-            <w:tcW w:type="dxa" w:w="1440"/>
+            <w:tcW w:type="dxa" w:w="680"/>
           </w:tcPr>
           <w:p>
             <w:r>
-              <w:t>914</w:t>
+              <w:t>1124</w:t>
             </w:r>
           </w:p>
         </w:tc>
@@ -1732,7 +2750,7 @@
       <w:tr>
         <w:tc>
           <w:tcPr>
-            <w:tcW w:type="dxa" w:w="1440"/>
+            <w:tcW w:type="dxa" w:w="454"/>
           </w:tcPr>
           <w:p>
             <w:r>
@@ -1742,7 +2760,7 @@
         </w:tc>
         <w:tc>
           <w:tcPr>
-            <w:tcW w:type="dxa" w:w="1440"/>
+            <w:tcW w:type="dxa" w:w="2041"/>
           </w:tcPr>
           <w:p>
             <w:r>
@@ -1752,7 +2770,7 @@
         </w:tc>
         <w:tc>
           <w:tcPr>
-            <w:tcW w:type="dxa" w:w="1440"/>
+            <w:tcW w:type="dxa" w:w="737"/>
           </w:tcPr>
           <w:p>
             <w:r>
@@ -1762,7 +2780,7 @@
         </w:tc>
         <w:tc>
           <w:tcPr>
-            <w:tcW w:type="dxa" w:w="1440"/>
+            <w:tcW w:type="dxa" w:w="794"/>
           </w:tcPr>
           <w:p>
             <w:r>
@@ -1772,21 +2790,21 @@
         </w:tc>
         <w:tc>
           <w:tcPr>
-            <w:tcW w:type="dxa" w:w="1440"/>
+            <w:tcW w:type="dxa" w:w="4762"/>
           </w:tcPr>
           <w:p>
             <w:r>
-              <w:t>128 words</w:t>
+              <w:t>132 words</w:t>
             </w:r>
           </w:p>
         </w:tc>
         <w:tc>
           <w:tcPr>
-            <w:tcW w:type="dxa" w:w="1440"/>
+            <w:tcW w:type="dxa" w:w="680"/>
           </w:tcPr>
           <w:p>
             <w:r>
-              <w:t>978</w:t>
+              <w:t>6097</w:t>
             </w:r>
           </w:p>
         </w:tc>
@@ -1794,7 +2812,7 @@
       <w:tr>
         <w:tc>
           <w:tcPr>
-            <w:tcW w:type="dxa" w:w="1440"/>
+            <w:tcW w:type="dxa" w:w="454"/>
           </w:tcPr>
           <w:p>
             <w:r>
@@ -1804,7 +2822,7 @@
         </w:tc>
         <w:tc>
           <w:tcPr>
-            <w:tcW w:type="dxa" w:w="1440"/>
+            <w:tcW w:type="dxa" w:w="2041"/>
           </w:tcPr>
           <w:p>
             <w:r>
@@ -1814,7 +2832,7 @@
         </w:tc>
         <w:tc>
           <w:tcPr>
-            <w:tcW w:type="dxa" w:w="1440"/>
+            <w:tcW w:type="dxa" w:w="737"/>
           </w:tcPr>
           <w:p>
             <w:r>
@@ -1824,7 +2842,7 @@
         </w:tc>
         <w:tc>
           <w:tcPr>
-            <w:tcW w:type="dxa" w:w="1440"/>
+            <w:tcW w:type="dxa" w:w="794"/>
           </w:tcPr>
           <w:p>
             <w:r>
@@ -1834,21 +2852,21 @@
         </w:tc>
         <w:tc>
           <w:tcPr>
-            <w:tcW w:type="dxa" w:w="1440"/>
+            <w:tcW w:type="dxa" w:w="4762"/>
           </w:tcPr>
           <w:p>
             <w:r>
-              <w:t>114 words</w:t>
+              <w:t>84 words</w:t>
             </w:r>
           </w:p>
         </w:tc>
         <w:tc>
           <w:tcPr>
-            <w:tcW w:type="dxa" w:w="1440"/>
+            <w:tcW w:type="dxa" w:w="680"/>
           </w:tcPr>
           <w:p>
             <w:r>
-              <w:t>933</w:t>
+              <w:t>6024</w:t>
             </w:r>
           </w:p>
         </w:tc>
@@ -1856,7 +2874,7 @@
       <w:tr>
         <w:tc>
           <w:tcPr>
-            <w:tcW w:type="dxa" w:w="1440"/>
+            <w:tcW w:type="dxa" w:w="454"/>
           </w:tcPr>
           <w:p>
             <w:r>
@@ -1866,7 +2884,7 @@
         </w:tc>
         <w:tc>
           <w:tcPr>
-            <w:tcW w:type="dxa" w:w="1440"/>
+            <w:tcW w:type="dxa" w:w="2041"/>
           </w:tcPr>
           <w:p>
             <w:r>
@@ -1876,7 +2894,7 @@
         </w:tc>
         <w:tc>
           <w:tcPr>
-            <w:tcW w:type="dxa" w:w="1440"/>
+            <w:tcW w:type="dxa" w:w="737"/>
           </w:tcPr>
           <w:p>
             <w:r>
@@ -1886,7 +2904,7 @@
         </w:tc>
         <w:tc>
           <w:tcPr>
-            <w:tcW w:type="dxa" w:w="1440"/>
+            <w:tcW w:type="dxa" w:w="794"/>
           </w:tcPr>
           <w:p>
             <w:r>
@@ -1896,21 +2914,21 @@
         </w:tc>
         <w:tc>
           <w:tcPr>
-            <w:tcW w:type="dxa" w:w="1440"/>
+            <w:tcW w:type="dxa" w:w="4762"/>
           </w:tcPr>
           <w:p>
             <w:r>
-              <w:t>59 words</w:t>
+              <w:t>40 words</w:t>
             </w:r>
           </w:p>
         </w:tc>
         <w:tc>
           <w:tcPr>
-            <w:tcW w:type="dxa" w:w="1440"/>
+            <w:tcW w:type="dxa" w:w="680"/>
           </w:tcPr>
           <w:p>
             <w:r>
-              <w:t>697</w:t>
+              <w:t>4746</w:t>
             </w:r>
           </w:p>
         </w:tc>
@@ -1918,24 +2936,61 @@
     </w:tbl>
     <w:p/>
     <w:p>
-      <w:pPr>
-        <w:jc w:val="left"/>
-      </w:pPr>
       <w:r>
         <w:rPr>
+          <w:i/>
           <w:color w:val="666666"/>
+          <w:sz w:val="18"/>
         </w:rPr>
         <w:t>* added by the agent's self-check.</w:t>
       </w:r>
     </w:p>
     <w:sectPr>
+      <w:headerReference w:type="default" r:id="rId9"/>
+      <w:footerReference w:type="default" r:id="rId10"/>
       <w:pgSz w:w="12240" w:h="15840"/>
-      <w:pgMar w:top="1440" w:right="1800" w:bottom="1440" w:left="1800" w:header="720" w:footer="720" w:gutter="0"/>
+      <w:pgMar w:top="1440" w:right="1247" w:bottom="1440" w:left="1247" w:header="720" w:footer="720" w:gutter="0"/>
       <w:cols w:space="720"/>
       <w:docGrid w:linePitch="360"/>
     </w:sectPr>
   </w:body>
 </w:document>
+</file>
+
+<file path=word/footer1.xml><?xml version="1.0" encoding="utf-8"?>
+<w:ftr xmlns:m="http://schemas.openxmlformats.org/officeDocument/2006/math" xmlns:mc="http://schemas.openxmlformats.org/markup-compatibility/2006" xmlns:mo="http://schemas.microsoft.com/office/mac/office/2008/main" xmlns:mv="urn:schemas-microsoft-com:mac:vml" xmlns:o="urn:schemas-microsoft-com:office:office" xmlns:r="http://schemas.openxmlformats.org/officeDocument/2006/relationships" xmlns:v="urn:schemas-microsoft-com:vml" xmlns:w10="urn:schemas-microsoft-com:office:word" xmlns:w14="http://schemas.microsoft.com/office/word/2010/wordml" xmlns:w="http://schemas.openxmlformats.org/wordprocessingml/2006/main" xmlns:wne="http://schemas.microsoft.com/office/word/2006/wordml" xmlns:wp14="http://schemas.microsoft.com/office/word/2010/wordprocessingDrawing" xmlns:wp="http://schemas.openxmlformats.org/drawingml/2006/wordprocessingDrawing" xmlns:wpc="http://schemas.microsoft.com/office/word/2010/wordprocessingCanvas" xmlns:wpg="http://schemas.microsoft.com/office/word/2010/wordprocessingGroup" xmlns:wpi="http://schemas.microsoft.com/office/word/2010/wordprocessingInk" xmlns:wps="http://schemas.microsoft.com/office/word/2010/wordprocessingShape" mc:Ignorable="w14 wp14">
+  <w:p>
+    <w:pPr>
+      <w:pStyle w:val="Footer"/>
+      <w:jc w:val="right"/>
+    </w:pPr>
+    <w:r>
+      <w:t xml:space="preserve">Page </w:t>
+    </w:r>
+    <w:fldSimple w:instr="PAGE">
+      <w:r>
+        <w:t>1</w:t>
+      </w:r>
+    </w:fldSimple>
+  </w:p>
+</w:ftr>
+</file>
+
+<file path=word/header1.xml><?xml version="1.0" encoding="utf-8"?>
+<w:hdr xmlns:m="http://schemas.openxmlformats.org/officeDocument/2006/math" xmlns:mc="http://schemas.openxmlformats.org/markup-compatibility/2006" xmlns:mo="http://schemas.microsoft.com/office/mac/office/2008/main" xmlns:mv="urn:schemas-microsoft-com:mac:vml" xmlns:o="urn:schemas-microsoft-com:office:office" xmlns:r="http://schemas.openxmlformats.org/officeDocument/2006/relationships" xmlns:v="urn:schemas-microsoft-com:vml" xmlns:w10="urn:schemas-microsoft-com:office:word" xmlns:w14="http://schemas.microsoft.com/office/word/2010/wordml" xmlns:w="http://schemas.openxmlformats.org/wordprocessingml/2006/main" xmlns:wne="http://schemas.microsoft.com/office/word/2006/wordml" xmlns:wp14="http://schemas.microsoft.com/office/word/2010/wordprocessingDrawing" xmlns:wp="http://schemas.openxmlformats.org/drawingml/2006/wordprocessingDrawing" xmlns:wpc="http://schemas.microsoft.com/office/word/2010/wordprocessingCanvas" xmlns:wpg="http://schemas.microsoft.com/office/word/2010/wordprocessingGroup" xmlns:wpi="http://schemas.microsoft.com/office/word/2010/wordprocessingInk" xmlns:wps="http://schemas.microsoft.com/office/word/2010/wordprocessingShape" mc:Ignorable="w14 wp14">
+  <w:p>
+    <w:pPr>
+      <w:pStyle w:val="Header"/>
+    </w:pPr>
+    <w:r>
+      <w:rPr>
+        <w:color w:val="666666"/>
+        <w:sz w:val="16"/>
+      </w:rPr>
+      <w:t>Credit Memo · Shree Ganesh Packaging · DRAFT for review</w:t>
+    </w:r>
+  </w:p>
+</w:hdr>
 </file>
 
 <file path=word/numbering.xml><?xml version="1.0" encoding="utf-8"?>
@@ -2368,7 +3423,7 @@
       <w:rFonts w:asciiTheme="majorHAnsi" w:eastAsiaTheme="majorEastAsia" w:hAnsiTheme="majorHAnsi" w:cstheme="majorBidi"/>
       <w:b/>
       <w:bCs/>
-      <w:color w:val="365F91" w:themeColor="accent1" w:themeShade="BF"/>
+      <w:color w:val="1F3A5F"/>
       <w:sz w:val="28"/>
       <w:szCs w:val="28"/>
     </w:rPr>
@@ -2392,7 +3447,7 @@
       <w:rFonts w:asciiTheme="majorHAnsi" w:eastAsiaTheme="majorEastAsia" w:hAnsiTheme="majorHAnsi" w:cstheme="majorBidi"/>
       <w:b/>
       <w:bCs/>
-      <w:color w:val="4F81BD" w:themeColor="accent1"/>
+      <w:color w:val="1F3A5F"/>
       <w:sz w:val="26"/>
       <w:szCs w:val="26"/>
     </w:rPr>
